--- a/job-application/Lamdax/Moamen_Basyoni_Cover_Letter_Lamdax.docx
+++ b/job-application/Lamdax/Moamen_Basyoni_Cover_Letter_Lamdax.docx
@@ -97,7 +97,7 @@
         <w:pStyle w:val="BodyText"/>
       </w:pPr>
       <w:r>
-        <w:t xml:space="preserve">On the rest of the stack: C#, ASP.NET Core, Entity Framework Core over SQL Server, Consul-based service discovery, and an Nginx API gateway that cut deployment downtime by 87.5%. A runtime rule engine I optimized runs 45% faster, measured with BenchmarkDotNet — direct evidence of the high-throughput tuning work you’re asking about.</w:t>
+        <w:t xml:space="preserve">On the rest of the stack: C#, ASP.NET Core, Entity Framework Core over SQL Server, Consul-based service discovery, and an Nginx API gateway that cut deployment downtime by 87.5%. A runtime rule engine I optimized runs 60% faster, measured with BenchmarkDotNet — direct evidence of the high-throughput tuning work you’re asking about.</w:t>
       </w:r>
     </w:p>
     <w:p>
